--- a/resume/resume.docx
+++ b/resume/resume.docx
@@ -944,14 +944,29 @@
           <w:tab w:val="right" w:pos="10640"/>
         </w:tabs>
         <w:spacing w:before="220"/>
-      </w:pPr>
-      <w:r>
-        <w:rPr>
-          <w:rFonts w:ascii="Calibri" w:eastAsia="Calibri" w:hAnsi="Calibri" w:cs="Calibri"/>
-          <w:b/>
-          <w:bCs/>
-          <w:color w:val="1A1A1A"/>
-        </w:rPr>
+        <w:rPr>
+          <w:rFonts w:ascii="Calibri" w:eastAsia="Calibri" w:hAnsi="Calibri" w:cs="Calibri"/>
+          <w:b/>
+          <w:bCs/>
+          <w:color w:val="1A1A1A"/>
+        </w:rPr>
+      </w:pPr>
+    </w:p>
+    <w:p>
+      <w:pPr>
+        <w:tabs>
+          <w:tab w:val="right" w:pos="10640"/>
+        </w:tabs>
+        <w:spacing w:before="220"/>
+      </w:pPr>
+      <w:r>
+        <w:rPr>
+          <w:rFonts w:ascii="Calibri" w:eastAsia="Calibri" w:hAnsi="Calibri" w:cs="Calibri"/>
+          <w:b/>
+          <w:bCs/>
+          <w:color w:val="1A1A1A"/>
+        </w:rPr>
+        <w:lastRenderedPageBreak/>
         <w:t>CHIEF TECHNOLOGY OFFICER</w:t>
       </w:r>
       <w:r>

--- a/resume/resume.docx
+++ b/resume/resume.docx
@@ -727,7 +727,7 @@
           <w:bCs/>
           <w:color w:val="1A1A1A"/>
         </w:rPr>
-        <w:t>FOUNDER &amp; PLATFORM ENGINEER</w:t>
+        <w:t>PLATFORM ENGINEER</w:t>
       </w:r>
       <w:r>
         <w:tab/>
@@ -967,7 +967,16 @@
           <w:color w:val="1A1A1A"/>
         </w:rPr>
         <w:lastRenderedPageBreak/>
-        <w:t>CHIEF TECHNOLOGY OFFICER</w:t>
+        <w:t xml:space="preserve">SYSTEM </w:t>
+      </w:r>
+      <w:r>
+        <w:rPr>
+          <w:rFonts w:ascii="Calibri" w:eastAsia="Calibri" w:hAnsi="Calibri" w:cs="Calibri"/>
+          <w:b/>
+          <w:bCs/>
+          <w:color w:val="1A1A1A"/>
+        </w:rPr>
+        <w:t>ARCHITECTURE</w:t>
       </w:r>
       <w:r>
         <w:tab/>
